--- a/vektor/word/vk5-brand-story.docx
+++ b/vektor/word/vk5-brand-story.docx
@@ -1104,7 +1104,7 @@
           <w:sz w:val="20"/>
           <w:szCs w:val="20"/>
         </w:rPr>
-        <w:t xml:space="preserve">The canonical mark — VEKTOR in Termina Bold, gold arrowhead, BY INVESTPUPPY in spaced lighter weight beneath — centred on near-black as the final visual a prospect sees. It does not announce itself. It simply stands there.</w:t>
+        <w:t>The canonical mark — VEKTOR in Termina Bold, gold arrowhead, a two-line maker's mark beneath — BY in spaced grey above, INVEST in grey and PUPPY in verdigris below — centred on near-black as the final visual a prospect sees. It does not announce itself. It simply stands there.</w:t>
       </w:r>
     </w:p>
     <w:p>
